--- a/data/cvs/cv_142_Veeva_Systems_Data_Product_Manager_-_Link_Activity_Dat.docx
+++ b/data/cvs/cv_142_Veeva_Systems_Data_Product_Manager_-_Link_Activity_Dat.docx
@@ -86,7 +86,7 @@
         <w:rPr>
           <w:sz w:val="20"/>
         </w:rPr>
-        <w:t>Full Stack Developer and AI engineer with a background in data annotation and evaluation. I've built full-stack applications, from Python backends to React frontends, and have deep experience in AI data work, including model evaluation, prompt engineering, and dataset structuring. Currently, I'm building production systems at Copy Cat Group, integrating SAP APIs with internal systems and designing AI-powered tender scraping pipelines.</w:t>
+        <w:t>Full Stack Developer and AI Data Specialist with a diverse skill set spanning development, data annotation, and AI evaluation. I build full-stack applications, from Python backends to React frontends, and have deep experience in AI data work, including model training, evaluation, and prompt engineering. Currently, I'm at Copy Cat Group, where I'm integrating SAP APIs with internal systems and designing an AI-powered tender scraping pipeline, among other production projects.</w:t>
       </w:r>
     </w:p>
     <w:p>
@@ -227,7 +227,7 @@
         <w:rPr>
           <w:sz w:val="20"/>
         </w:rPr>
-        <w:t>Git, GitHub, CI/CD, Oracle Cloud, Google Cloud Platform</w:t>
+        <w:t>Oracle Cloud, Google Cloud Platform, Git, GitHub, CI/CD</w:t>
       </w:r>
     </w:p>
     <w:p>
@@ -245,7 +245,7 @@
         <w:rPr>
           <w:sz w:val="20"/>
         </w:rPr>
-        <w:t>Product Management, Data Engineering, Data Operations, Data Analysis, Data Products, Data Model Design, Data Pipelines, Data Ingestion, Data Processing, Data Tagging, Data Delivery, Scientific Data, Clinical Trials Data, Publications Data</w:t>
+        <w:t>Product Management, Data Engineering, Data Operations, Data Analysis, Data Products, Data Model Design, Data Pipelines, Data Tagging, Data Ingestion, Data Processing, Data Delivery, Data Initiatives, Product Roadmap</w:t>
       </w:r>
     </w:p>
     <w:p>
@@ -263,7 +263,7 @@
         <w:rPr>
           <w:sz w:val="20"/>
         </w:rPr>
-        <w:t>Guidelines Data, Scientific Events Data, Digital Activity Data, Product Roadmap Definition, Product Prioritization, Product Development, Product Ideation, Product Delivery, Customer Success, Product Stakeholder Communication, Agile Methodologies, Squad Leadership, Subject Matter Expertise, Cross-Product Collaboration, Product Training</w:t>
+        <w:t>Product Development, Product Release, Product Stakeholder Communication, Squad Leadership, Subject Matter Expertise, Clinical Trials, Scientific Literature, Scientific Events, Digital Activity, Cross-Product Alignment, Product Training, Agile, SaaS, PBC</w:t>
       </w:r>
     </w:p>
     <w:p>
@@ -313,7 +313,7 @@
         <w:rPr>
           <w:sz w:val="20"/>
         </w:rPr>
-        <w:t>Integrating SAP APIs with an internal Credit Control System, automating processes for OA and IT business units.</w:t>
+        <w:t>Integrating SAP APIs with an internal Credit Control System to automate processes for OA and IT business units.</w:t>
       </w:r>
     </w:p>
     <w:p>
@@ -325,7 +325,7 @@
         <w:rPr>
           <w:sz w:val="20"/>
         </w:rPr>
-        <w:t>Designing and documenting enterprise architecture, including application, data, integration, and security aspects.</w:t>
+        <w:t>Designing and prototyping an AI-powered tender scraping pipeline to automate tender opportunity discovery and processing.</w:t>
       </w:r>
     </w:p>
     <w:p>
@@ -337,7 +337,7 @@
         <w:rPr>
           <w:sz w:val="20"/>
         </w:rPr>
-        <w:t>Leading the development of an AI-powered tender scraping pipeline, automating tender discovery and processing.</w:t>
+        <w:t>Authoring technical documentation including Business Requirements Documents and System Design Documents for enterprise architecture.</w:t>
       </w:r>
     </w:p>
     <w:p>
@@ -372,7 +372,7 @@
         <w:rPr>
           <w:sz w:val="20"/>
         </w:rPr>
-        <w:t>Train AI models by generating accurate difference-based captions for multimodal datasets</w:t>
+        <w:t>Generating difference-based captions for multimodal datasets, improving model accuracy through detailed annotations.</w:t>
       </w:r>
     </w:p>
     <w:p>
@@ -384,19 +384,7 @@
         <w:rPr>
           <w:sz w:val="20"/>
         </w:rPr>
-        <w:t>Perform categorisation, bounding, consistency checks, and image-level validation to improve multimodal model accuracy</w:t>
-      </w:r>
-    </w:p>
-    <w:p>
-      <w:pPr>
-        <w:pStyle w:val="ListBullet"/>
-        <w:spacing w:before="0" w:after="20"/>
-      </w:pPr>
-      <w:r>
-        <w:rPr>
-          <w:sz w:val="20"/>
-        </w:rPr>
-        <w:t>Contribute high-quality annotated outputs that directly feed into production AI model training pipelines</w:t>
+        <w:t>Performing categorisation, bounding, and consistency checks to ensure high-quality annotated data for production AI model training.</w:t>
       </w:r>
     </w:p>
     <w:p>
@@ -431,7 +419,7 @@
         <w:rPr>
           <w:sz w:val="20"/>
         </w:rPr>
-        <w:t>Developed and delivered full-stack solutions for U.S.-based clients across different sectors</w:t>
+        <w:t>Building full-stack solutions with UI components, optimised APIs, and CMS-based website systems for diverse U.S. clients.</w:t>
       </w:r>
     </w:p>
     <w:p>
@@ -443,19 +431,7 @@
         <w:rPr>
           <w:sz w:val="20"/>
         </w:rPr>
-        <w:t>Built UI components, optimised APIs, and handled CMS-based website systems</w:t>
-      </w:r>
-    </w:p>
-    <w:p>
-      <w:pPr>
-        <w:pStyle w:val="ListBullet"/>
-        <w:spacing w:before="0" w:after="20"/>
-      </w:pPr>
-      <w:r>
-        <w:rPr>
-          <w:sz w:val="20"/>
-        </w:rPr>
-        <w:t>Collaborated with remote teams to debug, improve performance, and implement client feedback</w:t>
+        <w:t>Collaborating remotely to debug, enhance performance, and incorporate client feedback into delivered products.</w:t>
       </w:r>
     </w:p>
     <w:p>
@@ -490,31 +466,7 @@
         <w:rPr>
           <w:sz w:val="20"/>
         </w:rPr>
-        <w:t>Annotated and evaluated datasets for health and agriculture AI systems</w:t>
-      </w:r>
-    </w:p>
-    <w:p>
-      <w:pPr>
-        <w:pStyle w:val="ListBullet"/>
-        <w:spacing w:before="0" w:after="20"/>
-      </w:pPr>
-      <w:r>
-        <w:rPr>
-          <w:sz w:val="20"/>
-        </w:rPr>
-        <w:t>Performed intent detection, slot tagging, utterance verification, and structured dataset creation</w:t>
-      </w:r>
-    </w:p>
-    <w:p>
-      <w:pPr>
-        <w:pStyle w:val="ListBullet"/>
-        <w:spacing w:before="0" w:after="20"/>
-      </w:pPr>
-      <w:r>
-        <w:rPr>
-          <w:sz w:val="20"/>
-        </w:rPr>
-        <w:t>Ensured annotation quality and consistency across multilingual and multimodal training data</w:t>
+        <w:t>Annotating and evaluating datasets for health and agriculture AI systems, ensuring annotation quality across languages and modalities.</w:t>
       </w:r>
     </w:p>
     <w:p>
